--- a/plantillas/reference-formemp.docx
+++ b/plantillas/reference-formemp.docx
@@ -1351,16 +1351,26 @@
   <w:style w:type="paragraph" w:customStyle="1" w:styleId="ImageCaption">
     <w:name w:val="Image Caption"/>
     <w:basedOn w:val="Caption"/>
+    <w:pPr>
+      <w:spacing w:before="60" w:after="240" w:line="240" w:lineRule="auto"/>
+      <w:jc w:val="center"/>
+    </w:pPr>
   </w:style>
   <w:style w:type="paragraph" w:customStyle="1" w:styleId="Figure">
     <w:name w:val="Figure"/>
     <w:basedOn w:val="Normal"/>
+    <w:pPr>
+      <w:spacing w:before="120" w:after="120" w:line="240" w:lineRule="auto"/>
+      <w:jc w:val="center"/>
+    </w:pPr>
   </w:style>
   <w:style w:type="paragraph" w:customStyle="1" w:styleId="CaptionedFigure">
     <w:name w:val="Captioned Figure"/>
     <w:basedOn w:val="Figure"/>
     <w:pPr>
       <w:keepNext/>
+      <w:spacing w:before="120" w:after="40" w:line="240" w:lineRule="auto"/>
+      <w:jc w:val="center"/>
     </w:pPr>
   </w:style>
   <w:style w:type="character" w:customStyle="1" w:styleId="CaptionChar">
